--- a/docs/atlas/ATL-14_Danh-muc-xe.docx
+++ b/docs/atlas/ATL-14_Danh-muc-xe.docx
@@ -313,7 +313,7 @@
                 <w:sz w:val="19"/>
                 <w:szCs w:val="19"/>
               </w:rPr>
-              <w:t xml:space="preserve">1.0 — 22/10/2026</w:t>
+              <w:t xml:space="preserve">1.1 — 23/10/2026</w:t>
             </w:r>
           </w:p>
         </w:tc>
@@ -519,7 +519,7 @@
           <w:sz w:val="19"/>
           <w:szCs w:val="19"/>
         </w:rPr>
-        <w:t xml:space="preserve">Lưu ý: các mã quyền là danh mục đã định nghĩa (xem ATL-23); giao diện hiện chưa kiểm tra quyền — mọi tài khoản đăng nhập đều xem và dùng được mọi chức năng.</w:t>
+        <w:t xml:space="preserve">Lưu ý: quyền được kiểm tra ở cả hai nơi — giao diện ẩn trang, mục menu và nút mà chức vụ không có quyền; máy chủ kiểm tra lại ở mọi API (thiếu quyền thì báo "Chức vụ của bạn chưa có quyền…"). Danh mục quyền: ATL-23.</w:t>
       </w:r>
     </w:p>
     <w:p>
@@ -3816,7 +3816,43 @@
           <w:sz w:val="21"/>
           <w:szCs w:val="21"/>
         </w:rPr>
-        <w:t xml:space="preserve">Hệ thống hiện chạy trên dữ liệu mô phỏng (mock) trong trình duyệt; các quy tắc dưới đây là hành vi đã cài đặt ở giao diện và sẽ ánh xạ 1:1 sang API backend.</w:t>
+        <w:t xml:space="preserve">Dữ liệu được lưu ở máy chủ (cơ sở dữ liệu PostgreSQL) và đọc / ghi qua API; các quy tắc nghiệp vụ trong tài liệu này được áp ở máy chủ, giao diện báo lỗi sớm cho người dùng. Mỗi thao tác ghi để lại một dòng Nhật ký hoạt động (ATL-27).</w:t>
+      </w:r>
+    </w:p>
+    <w:p>
+      <w:pPr>
+        <w:pStyle w:val="ListParagraph"/>
+        <w:numPr>
+          <w:ilvl w:val="0"/>
+          <w:numId w:val="2"/>
+        </w:numPr>
+        <w:spacing w:after="60" w:line="290"/>
+      </w:pPr>
+      <w:r>
+        <w:rPr>
+          <w:rFonts w:ascii="Arial" w:cs="Arial" w:eastAsia="Arial" w:hAnsi="Arial"/>
+          <w:sz w:val="21"/>
+          <w:szCs w:val="21"/>
+        </w:rPr>
+        <w:t xml:space="preserve">Trang chi tiết có mục </w:t>
+      </w:r>
+      <w:r>
+        <w:rPr>
+          <w:rFonts w:ascii="Arial" w:cs="Arial" w:eastAsia="Arial" w:hAnsi="Arial"/>
+          <w:b/>
+          <w:bCs/>
+          <w:sz w:val="21"/>
+          <w:szCs w:val="21"/>
+        </w:rPr>
+        <w:t xml:space="preserve">Nhật ký</w:t>
+      </w:r>
+      <w:r>
+        <w:rPr>
+          <w:rFonts w:ascii="Arial" w:cs="Arial" w:eastAsia="Arial" w:hAnsi="Arial"/>
+          <w:sz w:val="21"/>
+          <w:szCs w:val="21"/>
+        </w:rPr>
+        <w:t xml:space="preserve">: mọi thao tác trên bản ghi này — ai, lúc nào (đến giây), trường nào đổi từ giá trị nào sang giá trị nào, kể cả thao tác từ chứng từ liên quan. Xem ATL-27.</w:t>
       </w:r>
     </w:p>
     <w:sectPr>

--- a/docs/atlas/ATL-14_Danh-muc-xe.docx
+++ b/docs/atlas/ATL-14_Danh-muc-xe.docx
@@ -1,6 +1,6 @@
 
 <file path=word/document.xml><?xml version="1.0" encoding="utf-8"?>
-<w:document xmlns:wpc="http://schemas.microsoft.com/office/word/2010/wordprocessingCanvas" xmlns:mc="http://schemas.openxmlformats.org/markup-compatibility/2006" xmlns:o="urn:schemas-microsoft-com:office:office" xmlns:r="http://schemas.openxmlformats.org/officeDocument/2006/relationships" xmlns:m="http://schemas.openxmlformats.org/officeDocument/2006/math" xmlns:v="urn:schemas-microsoft-com:vml" xmlns:wp14="http://schemas.microsoft.com/office/word/2010/wordprocessingDrawing" xmlns:wp="http://schemas.openxmlformats.org/drawingml/2006/wordprocessingDrawing" xmlns:w10="urn:schemas-microsoft-com:office:word" xmlns:w="http://schemas.openxmlformats.org/wordprocessingml/2006/main" xmlns:w14="http://schemas.microsoft.com/office/word/2010/wordml" xmlns:w15="http://schemas.microsoft.com/office/word/2012/wordml" xmlns:wpg="http://schemas.microsoft.com/office/word/2010/wordprocessingGroup" xmlns:wpi="http://schemas.microsoft.com/office/word/2010/wordprocessingInk" xmlns:wne="http://schemas.microsoft.com/office/word/2006/wordml" xmlns:wps="http://schemas.microsoft.com/office/word/2010/wordprocessingShape" xmlns:cx="http://schemas.microsoft.com/office/drawing/2014/chartex" xmlns:cx1="http://schemas.microsoft.com/office/drawing/2015/9/8/chartex" xmlns:cx2="http://schemas.microsoft.com/office/drawing/2015/10/21/chartex" xmlns:cx3="http://schemas.microsoft.com/office/drawing/2016/5/9/chartex" xmlns:cx4="http://schemas.microsoft.com/office/drawing/2016/5/10/chartex" xmlns:cx5="http://schemas.microsoft.com/office/drawing/2016/5/11/chartex" xmlns:cx6="http://schemas.microsoft.com/office/drawing/2016/5/12/chartex" xmlns:cx7="http://schemas.microsoft.com/office/drawing/2016/5/13/chartex" xmlns:cx8="http://schemas.microsoft.com/office/drawing/2016/5/14/chartex" xmlns:aink="http://schemas.microsoft.com/office/drawing/2016/ink" xmlns:am3d="http://schemas.microsoft.com/office/drawing/2017/model3d" xmlns:w16cex="http://schemas.microsoft.com/office/word/2018/wordml/cex" xmlns:w16cid="http://schemas.microsoft.com/office/word/2016/wordml/cid" xmlns:w16="http://schemas.microsoft.com/office/word/2018/wordml" xmlns:w16sdtdh="http://schemas.microsoft.com/office/word/2020/wordml/sdtdatahash" xmlns:w16se="http://schemas.microsoft.com/office/word/2015/wordml/symex" mc:Ignorable="w14 w15 wp14">
+<w:document xmlns:r="http://schemas.openxmlformats.org/officeDocument/2006/relationships" xmlns:w="http://schemas.openxmlformats.org/wordprocessingml/2006/main">
   <w:body>
     <w:p>
       <w:pPr>
@@ -313,7 +313,7 @@
                 <w:sz w:val="19"/>
                 <w:szCs w:val="19"/>
               </w:rPr>
-              <w:t xml:space="preserve">1.1 — 23/10/2026</w:t>
+              <w:t xml:space="preserve">1.2 — 29/10/2026</w:t>
             </w:r>
           </w:p>
         </w:tc>
@@ -386,11 +386,6 @@
         </w:tc>
       </w:tr>
     </w:tbl>
-    <w:p>
-      <w:pPr>
-        <w:spacing w:after="80"/>
-      </w:pPr>
-    </w:p>
     <w:p>
       <w:pPr>
         <w:pStyle w:val="Heading1"/>
@@ -463,7 +458,7 @@
         <w:pStyle w:val="ListParagraph"/>
         <w:numPr>
           <w:ilvl w:val="0"/>
-          <w:numId w:val="2"/>
+          <w:numId w:val="1"/>
         </w:numPr>
         <w:spacing w:after="60" w:line="290"/>
       </w:pPr>
@@ -504,7 +499,7 @@
           <w:sz w:val="21"/>
           <w:szCs w:val="21"/>
         </w:rPr>
-        <w:t xml:space="preserve">vehicle.view / create / update.</w:t>
+        <w:t xml:space="preserve">vehicle.view / create / update; vehicle.manage_cost (nhập chi phí chuyến).</w:t>
       </w:r>
     </w:p>
     <w:p>
@@ -811,6 +806,11 @@
     </w:tbl>
     <w:p>
       <w:pPr>
+        <w:spacing w:after="0" w:line="120" w:lineRule="exact"/>
+      </w:pPr>
+    </w:p>
+    <w:p>
+      <w:pPr>
         <w:spacing w:after="40" w:before="40" w:line="300"/>
         <w:jc w:val="center"/>
       </w:pPr>
@@ -826,7 +826,7 @@
     </w:p>
     <w:tbl>
       <w:tblPr>
-        <w:tblW w:type="dxa" w:w="2100"/>
+        <w:tblW w:type="dxa" w:w="9638"/>
         <w:tblBorders>
           <w:top w:val="single" w:color="auto" w:sz="4"/>
           <w:left w:val="single" w:color="auto" w:sz="4"/>
@@ -837,7 +837,7 @@
         </w:tblBorders>
       </w:tblPr>
       <w:tblGrid>
-        <w:gridCol w:w="2100"/>
+        <w:gridCol w:w="9638"/>
       </w:tblGrid>
       <w:tr>
         <w:trPr>
@@ -845,7 +845,7 @@
         </w:trPr>
         <w:tc>
           <w:tcPr>
-            <w:tcW w:type="dxa" w:w="2100"/>
+            <w:tcW w:type="dxa" w:w="9638"/>
             <w:tcBorders>
               <w:top w:val="single" w:color="A6A6A6" w:sz="4"/>
               <w:left w:val="single" w:color="A6A6A6" w:sz="4"/>
@@ -882,7 +882,7 @@
     </w:tbl>
     <w:p>
       <w:pPr>
-        <w:spacing w:after="80"/>
+        <w:spacing w:after="0" w:line="120" w:lineRule="exact"/>
       </w:pPr>
     </w:p>
     <w:tbl>
@@ -898,10 +898,10 @@
         </w:tblBorders>
       </w:tblPr>
       <w:tblGrid>
-        <w:gridCol w:w="596"/>
-        <w:gridCol w:w="1490"/>
-        <w:gridCol w:w="3974"/>
-        <w:gridCol w:w="3578"/>
+        <w:gridCol w:w="660"/>
+        <w:gridCol w:w="1100"/>
+        <w:gridCol w:w="4047"/>
+        <w:gridCol w:w="3831"/>
       </w:tblGrid>
       <w:tr>
         <w:trPr>
@@ -910,7 +910,7 @@
         </w:trPr>
         <w:tc>
           <w:tcPr>
-            <w:tcW w:type="dxa" w:w="596"/>
+            <w:tcW w:type="dxa" w:w="660"/>
             <w:tcBorders>
               <w:top w:val="single" w:color="A6A6A6" w:sz="4"/>
               <w:left w:val="single" w:color="A6A6A6" w:sz="4"/>
@@ -944,7 +944,7 @@
         </w:tc>
         <w:tc>
           <w:tcPr>
-            <w:tcW w:type="dxa" w:w="1490"/>
+            <w:tcW w:type="dxa" w:w="1100"/>
             <w:tcBorders>
               <w:top w:val="single" w:color="A6A6A6" w:sz="4"/>
               <w:left w:val="single" w:color="A6A6A6" w:sz="4"/>
@@ -978,7 +978,7 @@
         </w:tc>
         <w:tc>
           <w:tcPr>
-            <w:tcW w:type="dxa" w:w="3974"/>
+            <w:tcW w:type="dxa" w:w="4047"/>
             <w:tcBorders>
               <w:top w:val="single" w:color="A6A6A6" w:sz="4"/>
               <w:left w:val="single" w:color="A6A6A6" w:sz="4"/>
@@ -1012,7 +1012,7 @@
         </w:tc>
         <w:tc>
           <w:tcPr>
-            <w:tcW w:type="dxa" w:w="3578"/>
+            <w:tcW w:type="dxa" w:w="3831"/>
             <w:tcBorders>
               <w:top w:val="single" w:color="A6A6A6" w:sz="4"/>
               <w:left w:val="single" w:color="A6A6A6" w:sz="4"/>
@@ -1051,7 +1051,7 @@
         </w:trPr>
         <w:tc>
           <w:tcPr>
-            <w:tcW w:type="dxa" w:w="596"/>
+            <w:tcW w:type="dxa" w:w="660"/>
             <w:tcBorders>
               <w:top w:val="single" w:color="A6A6A6" w:sz="4"/>
               <w:left w:val="single" w:color="A6A6A6" w:sz="4"/>
@@ -1082,7 +1082,7 @@
         </w:tc>
         <w:tc>
           <w:tcPr>
-            <w:tcW w:type="dxa" w:w="1490"/>
+            <w:tcW w:type="dxa" w:w="1100"/>
             <w:tcBorders>
               <w:top w:val="single" w:color="A6A6A6" w:sz="4"/>
               <w:left w:val="single" w:color="A6A6A6" w:sz="4"/>
@@ -1113,7 +1113,7 @@
         </w:tc>
         <w:tc>
           <w:tcPr>
-            <w:tcW w:type="dxa" w:w="3974"/>
+            <w:tcW w:type="dxa" w:w="4047"/>
             <w:tcBorders>
               <w:top w:val="single" w:color="A6A6A6" w:sz="4"/>
               <w:left w:val="single" w:color="A6A6A6" w:sz="4"/>
@@ -1144,7 +1144,7 @@
         </w:tc>
         <w:tc>
           <w:tcPr>
-            <w:tcW w:type="dxa" w:w="3578"/>
+            <w:tcW w:type="dxa" w:w="3831"/>
             <w:tcBorders>
               <w:top w:val="single" w:color="A6A6A6" w:sz="4"/>
               <w:left w:val="single" w:color="A6A6A6" w:sz="4"/>
@@ -1180,7 +1180,7 @@
         </w:trPr>
         <w:tc>
           <w:tcPr>
-            <w:tcW w:type="dxa" w:w="596"/>
+            <w:tcW w:type="dxa" w:w="660"/>
             <w:tcBorders>
               <w:top w:val="single" w:color="A6A6A6" w:sz="4"/>
               <w:left w:val="single" w:color="A6A6A6" w:sz="4"/>
@@ -1211,7 +1211,7 @@
         </w:tc>
         <w:tc>
           <w:tcPr>
-            <w:tcW w:type="dxa" w:w="1490"/>
+            <w:tcW w:type="dxa" w:w="1100"/>
             <w:tcBorders>
               <w:top w:val="single" w:color="A6A6A6" w:sz="4"/>
               <w:left w:val="single" w:color="A6A6A6" w:sz="4"/>
@@ -1242,7 +1242,7 @@
         </w:tc>
         <w:tc>
           <w:tcPr>
-            <w:tcW w:type="dxa" w:w="3974"/>
+            <w:tcW w:type="dxa" w:w="4047"/>
             <w:tcBorders>
               <w:top w:val="single" w:color="A6A6A6" w:sz="4"/>
               <w:left w:val="single" w:color="A6A6A6" w:sz="4"/>
@@ -1273,7 +1273,7 @@
         </w:tc>
         <w:tc>
           <w:tcPr>
-            <w:tcW w:type="dxa" w:w="3578"/>
+            <w:tcW w:type="dxa" w:w="3831"/>
             <w:tcBorders>
               <w:top w:val="single" w:color="A6A6A6" w:sz="4"/>
               <w:left w:val="single" w:color="A6A6A6" w:sz="4"/>
@@ -1309,7 +1309,7 @@
         </w:trPr>
         <w:tc>
           <w:tcPr>
-            <w:tcW w:type="dxa" w:w="596"/>
+            <w:tcW w:type="dxa" w:w="660"/>
             <w:tcBorders>
               <w:top w:val="single" w:color="A6A6A6" w:sz="4"/>
               <w:left w:val="single" w:color="A6A6A6" w:sz="4"/>
@@ -1340,7 +1340,7 @@
         </w:tc>
         <w:tc>
           <w:tcPr>
-            <w:tcW w:type="dxa" w:w="1490"/>
+            <w:tcW w:type="dxa" w:w="1100"/>
             <w:tcBorders>
               <w:top w:val="single" w:color="A6A6A6" w:sz="4"/>
               <w:left w:val="single" w:color="A6A6A6" w:sz="4"/>
@@ -1371,7 +1371,7 @@
         </w:tc>
         <w:tc>
           <w:tcPr>
-            <w:tcW w:type="dxa" w:w="3974"/>
+            <w:tcW w:type="dxa" w:w="4047"/>
             <w:tcBorders>
               <w:top w:val="single" w:color="A6A6A6" w:sz="4"/>
               <w:left w:val="single" w:color="A6A6A6" w:sz="4"/>
@@ -1402,7 +1402,7 @@
         </w:tc>
         <w:tc>
           <w:tcPr>
-            <w:tcW w:type="dxa" w:w="3578"/>
+            <w:tcW w:type="dxa" w:w="3831"/>
             <w:tcBorders>
               <w:top w:val="single" w:color="A6A6A6" w:sz="4"/>
               <w:left w:val="single" w:color="A6A6A6" w:sz="4"/>
@@ -1438,7 +1438,7 @@
         </w:trPr>
         <w:tc>
           <w:tcPr>
-            <w:tcW w:type="dxa" w:w="596"/>
+            <w:tcW w:type="dxa" w:w="660"/>
             <w:tcBorders>
               <w:top w:val="single" w:color="A6A6A6" w:sz="4"/>
               <w:left w:val="single" w:color="A6A6A6" w:sz="4"/>
@@ -1469,7 +1469,7 @@
         </w:tc>
         <w:tc>
           <w:tcPr>
-            <w:tcW w:type="dxa" w:w="1490"/>
+            <w:tcW w:type="dxa" w:w="1100"/>
             <w:tcBorders>
               <w:top w:val="single" w:color="A6A6A6" w:sz="4"/>
               <w:left w:val="single" w:color="A6A6A6" w:sz="4"/>
@@ -1500,7 +1500,7 @@
         </w:tc>
         <w:tc>
           <w:tcPr>
-            <w:tcW w:type="dxa" w:w="3974"/>
+            <w:tcW w:type="dxa" w:w="4047"/>
             <w:tcBorders>
               <w:top w:val="single" w:color="A6A6A6" w:sz="4"/>
               <w:left w:val="single" w:color="A6A6A6" w:sz="4"/>
@@ -1531,7 +1531,7 @@
         </w:tc>
         <w:tc>
           <w:tcPr>
-            <w:tcW w:type="dxa" w:w="3578"/>
+            <w:tcW w:type="dxa" w:w="3831"/>
             <w:tcBorders>
               <w:top w:val="single" w:color="A6A6A6" w:sz="4"/>
               <w:left w:val="single" w:color="A6A6A6" w:sz="4"/>
@@ -1567,7 +1567,7 @@
         </w:trPr>
         <w:tc>
           <w:tcPr>
-            <w:tcW w:type="dxa" w:w="596"/>
+            <w:tcW w:type="dxa" w:w="660"/>
             <w:tcBorders>
               <w:top w:val="single" w:color="A6A6A6" w:sz="4"/>
               <w:left w:val="single" w:color="A6A6A6" w:sz="4"/>
@@ -1598,7 +1598,7 @@
         </w:tc>
         <w:tc>
           <w:tcPr>
-            <w:tcW w:type="dxa" w:w="1490"/>
+            <w:tcW w:type="dxa" w:w="1100"/>
             <w:tcBorders>
               <w:top w:val="single" w:color="A6A6A6" w:sz="4"/>
               <w:left w:val="single" w:color="A6A6A6" w:sz="4"/>
@@ -1629,7 +1629,7 @@
         </w:tc>
         <w:tc>
           <w:tcPr>
-            <w:tcW w:type="dxa" w:w="3974"/>
+            <w:tcW w:type="dxa" w:w="4047"/>
             <w:tcBorders>
               <w:top w:val="single" w:color="A6A6A6" w:sz="4"/>
               <w:left w:val="single" w:color="A6A6A6" w:sz="4"/>
@@ -1660,7 +1660,7 @@
         </w:tc>
         <w:tc>
           <w:tcPr>
-            <w:tcW w:type="dxa" w:w="3578"/>
+            <w:tcW w:type="dxa" w:w="3831"/>
             <w:tcBorders>
               <w:top w:val="single" w:color="A6A6A6" w:sz="4"/>
               <w:left w:val="single" w:color="A6A6A6" w:sz="4"/>
@@ -1691,6 +1691,11 @@
         </w:tc>
       </w:tr>
     </w:tbl>
+    <w:p>
+      <w:pPr>
+        <w:spacing w:after="60"/>
+      </w:pPr>
+    </w:p>
     <w:p>
       <w:pPr>
         <w:pStyle w:val="Heading1"/>
@@ -1722,8 +1727,8 @@
         </w:tblBorders>
       </w:tblPr>
       <w:tblGrid>
-        <w:gridCol w:w="2409"/>
-        <w:gridCol w:w="7229"/>
+        <w:gridCol w:w="1430"/>
+        <w:gridCol w:w="8208"/>
       </w:tblGrid>
       <w:tr>
         <w:trPr>
@@ -1732,7 +1737,7 @@
         </w:trPr>
         <w:tc>
           <w:tcPr>
-            <w:tcW w:type="dxa" w:w="2409"/>
+            <w:tcW w:type="dxa" w:w="1430"/>
             <w:tcBorders>
               <w:top w:val="single" w:color="A6A6A6" w:sz="4"/>
               <w:left w:val="single" w:color="A6A6A6" w:sz="4"/>
@@ -1766,7 +1771,7 @@
         </w:tc>
         <w:tc>
           <w:tcPr>
-            <w:tcW w:type="dxa" w:w="7229"/>
+            <w:tcW w:type="dxa" w:w="8208"/>
             <w:tcBorders>
               <w:top w:val="single" w:color="A6A6A6" w:sz="4"/>
               <w:left w:val="single" w:color="A6A6A6" w:sz="4"/>
@@ -1805,7 +1810,7 @@
         </w:trPr>
         <w:tc>
           <w:tcPr>
-            <w:tcW w:type="dxa" w:w="2409"/>
+            <w:tcW w:type="dxa" w:w="1430"/>
             <w:tcBorders>
               <w:top w:val="single" w:color="A6A6A6" w:sz="4"/>
               <w:left w:val="single" w:color="A6A6A6" w:sz="4"/>
@@ -1836,32 +1841,32 @@
         </w:tc>
         <w:tc>
           <w:tcPr>
-            <w:tcW w:type="dxa" w:w="7229"/>
-            <w:tcBorders>
-              <w:top w:val="single" w:color="A6A6A6" w:sz="4"/>
-              <w:left w:val="single" w:color="A6A6A6" w:sz="4"/>
-              <w:bottom w:val="single" w:color="A6A6A6" w:sz="4"/>
-              <w:right w:val="single" w:color="A6A6A6" w:sz="4"/>
-            </w:tcBorders>
-            <w:tcMar>
-              <w:top w:type="dxa" w:w="60"/>
-              <w:left w:type="dxa" w:w="100"/>
-              <w:bottom w:type="dxa" w:w="60"/>
-              <w:right w:type="dxa" w:w="100"/>
-            </w:tcMar>
-            <w:vAlign w:val="top"/>
-          </w:tcPr>
-          <w:p>
-            <w:pPr>
-              <w:spacing w:after="20" w:line="270"/>
-            </w:pPr>
-            <w:r>
-              <w:rPr>
-                <w:rFonts w:ascii="Arial" w:cs="Arial" w:eastAsia="Arial" w:hAnsi="Arial"/>
-                <w:sz w:val="19"/>
-                <w:szCs w:val="19"/>
-              </w:rPr>
-              <w:t xml:space="preserve">Tìm theo biển số, mã xe, tên gọi; lọc Loại xe, Tình trạng, nút "Giấy tờ sắp / quá hạn"; xuất Excel. Cột: Biển số, Mã xe, Tên gọi, Loại, Tải trọng, Tài xế thường chạy, Hạn đăng kiểm, Hạn bảo hiểm (có màu), Số chuyến, Chi phí chuyến, Tình trạng.</w:t>
+            <w:tcW w:type="dxa" w:w="8208"/>
+            <w:tcBorders>
+              <w:top w:val="single" w:color="A6A6A6" w:sz="4"/>
+              <w:left w:val="single" w:color="A6A6A6" w:sz="4"/>
+              <w:bottom w:val="single" w:color="A6A6A6" w:sz="4"/>
+              <w:right w:val="single" w:color="A6A6A6" w:sz="4"/>
+            </w:tcBorders>
+            <w:tcMar>
+              <w:top w:type="dxa" w:w="60"/>
+              <w:left w:type="dxa" w:w="100"/>
+              <w:bottom w:type="dxa" w:w="60"/>
+              <w:right w:type="dxa" w:w="100"/>
+            </w:tcMar>
+            <w:vAlign w:val="top"/>
+          </w:tcPr>
+          <w:p>
+            <w:pPr>
+              <w:spacing w:after="20" w:line="270"/>
+            </w:pPr>
+            <w:r>
+              <w:rPr>
+                <w:rFonts w:ascii="Arial" w:cs="Arial" w:eastAsia="Arial" w:hAnsi="Arial"/>
+                <w:sz w:val="19"/>
+                <w:szCs w:val="19"/>
+              </w:rPr>
+              <w:t xml:space="preserve">Tìm theo biển số, mã xe, tên gọi; lọc Loại xe, Tình trạng, nút "Giấy tờ sắp / quá hạn" (bỏ qua xe ngừng dùng, khớp với cảnh báo); bấm "Xem các xe này" ở cảnh báo thì danh sách báo rõ đang lọc và có nút Bỏ lọc; xuất Excel. Cột: Biển số, Mã xe, Tên gọi, Loại, Tải trọng, Tài xế thường chạy, Hạn đăng kiểm, Hạn bảo hiểm (có màu), Số chuyến, Chi phí chuyến, Tình trạng.</w:t>
             </w:r>
           </w:p>
         </w:tc>
@@ -1872,7 +1877,7 @@
         </w:trPr>
         <w:tc>
           <w:tcPr>
-            <w:tcW w:type="dxa" w:w="2409"/>
+            <w:tcW w:type="dxa" w:w="1430"/>
             <w:tcBorders>
               <w:top w:val="single" w:color="A6A6A6" w:sz="4"/>
               <w:left w:val="single" w:color="A6A6A6" w:sz="4"/>
@@ -1903,7 +1908,7 @@
         </w:tc>
         <w:tc>
           <w:tcPr>
-            <w:tcW w:type="dxa" w:w="7229"/>
+            <w:tcW w:type="dxa" w:w="8208"/>
             <w:tcBorders>
               <w:top w:val="single" w:color="A6A6A6" w:sz="4"/>
               <w:left w:val="single" w:color="A6A6A6" w:sz="4"/>
@@ -1939,7 +1944,7 @@
         </w:trPr>
         <w:tc>
           <w:tcPr>
-            <w:tcW w:type="dxa" w:w="2409"/>
+            <w:tcW w:type="dxa" w:w="1430"/>
             <w:tcBorders>
               <w:top w:val="single" w:color="A6A6A6" w:sz="4"/>
               <w:left w:val="single" w:color="A6A6A6" w:sz="4"/>
@@ -1970,7 +1975,7 @@
         </w:tc>
         <w:tc>
           <w:tcPr>
-            <w:tcW w:type="dxa" w:w="7229"/>
+            <w:tcW w:type="dxa" w:w="8208"/>
             <w:tcBorders>
               <w:top w:val="single" w:color="A6A6A6" w:sz="4"/>
               <w:left w:val="single" w:color="A6A6A6" w:sz="4"/>
@@ -2001,6 +2006,11 @@
         </w:tc>
       </w:tr>
     </w:tbl>
+    <w:p>
+      <w:pPr>
+        <w:spacing w:after="60"/>
+      </w:pPr>
+    </w:p>
     <w:p>
       <w:pPr>
         <w:pStyle w:val="Heading1"/>
@@ -2032,9 +2042,9 @@
         </w:tblBorders>
       </w:tblPr>
       <w:tblGrid>
-        <w:gridCol w:w="2007"/>
-        <w:gridCol w:w="4015"/>
-        <w:gridCol w:w="3616"/>
+        <w:gridCol w:w="1530"/>
+        <w:gridCol w:w="3978"/>
+        <w:gridCol w:w="4130"/>
       </w:tblGrid>
       <w:tr>
         <w:trPr>
@@ -2043,7 +2053,7 @@
         </w:trPr>
         <w:tc>
           <w:tcPr>
-            <w:tcW w:type="dxa" w:w="2007"/>
+            <w:tcW w:type="dxa" w:w="1530"/>
             <w:tcBorders>
               <w:top w:val="single" w:color="A6A6A6" w:sz="4"/>
               <w:left w:val="single" w:color="A6A6A6" w:sz="4"/>
@@ -2077,7 +2087,7 @@
         </w:tc>
         <w:tc>
           <w:tcPr>
-            <w:tcW w:type="dxa" w:w="4015"/>
+            <w:tcW w:type="dxa" w:w="3978"/>
             <w:tcBorders>
               <w:top w:val="single" w:color="A6A6A6" w:sz="4"/>
               <w:left w:val="single" w:color="A6A6A6" w:sz="4"/>
@@ -2111,7 +2121,7 @@
         </w:tc>
         <w:tc>
           <w:tcPr>
-            <w:tcW w:type="dxa" w:w="3616"/>
+            <w:tcW w:type="dxa" w:w="4130"/>
             <w:tcBorders>
               <w:top w:val="single" w:color="A6A6A6" w:sz="4"/>
               <w:left w:val="single" w:color="A6A6A6" w:sz="4"/>
@@ -2150,7 +2160,7 @@
         </w:trPr>
         <w:tc>
           <w:tcPr>
-            <w:tcW w:type="dxa" w:w="2007"/>
+            <w:tcW w:type="dxa" w:w="1530"/>
             <w:tcBorders>
               <w:top w:val="single" w:color="A6A6A6" w:sz="4"/>
               <w:left w:val="single" w:color="A6A6A6" w:sz="4"/>
@@ -2181,7 +2191,7 @@
         </w:tc>
         <w:tc>
           <w:tcPr>
-            <w:tcW w:type="dxa" w:w="4015"/>
+            <w:tcW w:type="dxa" w:w="3978"/>
             <w:tcBorders>
               <w:top w:val="single" w:color="A6A6A6" w:sz="4"/>
               <w:left w:val="single" w:color="A6A6A6" w:sz="4"/>
@@ -2212,7 +2222,7 @@
         </w:tc>
         <w:tc>
           <w:tcPr>
-            <w:tcW w:type="dxa" w:w="3616"/>
+            <w:tcW w:type="dxa" w:w="4130"/>
             <w:tcBorders>
               <w:top w:val="single" w:color="A6A6A6" w:sz="4"/>
               <w:left w:val="single" w:color="A6A6A6" w:sz="4"/>
@@ -2248,7 +2258,7 @@
         </w:trPr>
         <w:tc>
           <w:tcPr>
-            <w:tcW w:type="dxa" w:w="2007"/>
+            <w:tcW w:type="dxa" w:w="1530"/>
             <w:tcBorders>
               <w:top w:val="single" w:color="A6A6A6" w:sz="4"/>
               <w:left w:val="single" w:color="A6A6A6" w:sz="4"/>
@@ -2279,7 +2289,7 @@
         </w:tc>
         <w:tc>
           <w:tcPr>
-            <w:tcW w:type="dxa" w:w="4015"/>
+            <w:tcW w:type="dxa" w:w="3978"/>
             <w:tcBorders>
               <w:top w:val="single" w:color="A6A6A6" w:sz="4"/>
               <w:left w:val="single" w:color="A6A6A6" w:sz="4"/>
@@ -2310,7 +2320,7 @@
         </w:tc>
         <w:tc>
           <w:tcPr>
-            <w:tcW w:type="dxa" w:w="3616"/>
+            <w:tcW w:type="dxa" w:w="4130"/>
             <w:tcBorders>
               <w:top w:val="single" w:color="A6A6A6" w:sz="4"/>
               <w:left w:val="single" w:color="A6A6A6" w:sz="4"/>
@@ -2346,7 +2356,7 @@
         </w:trPr>
         <w:tc>
           <w:tcPr>
-            <w:tcW w:type="dxa" w:w="2007"/>
+            <w:tcW w:type="dxa" w:w="1530"/>
             <w:tcBorders>
               <w:top w:val="single" w:color="A6A6A6" w:sz="4"/>
               <w:left w:val="single" w:color="A6A6A6" w:sz="4"/>
@@ -2377,7 +2387,7 @@
         </w:tc>
         <w:tc>
           <w:tcPr>
-            <w:tcW w:type="dxa" w:w="4015"/>
+            <w:tcW w:type="dxa" w:w="3978"/>
             <w:tcBorders>
               <w:top w:val="single" w:color="A6A6A6" w:sz="4"/>
               <w:left w:val="single" w:color="A6A6A6" w:sz="4"/>
@@ -2408,7 +2418,7 @@
         </w:tc>
         <w:tc>
           <w:tcPr>
-            <w:tcW w:type="dxa" w:w="3616"/>
+            <w:tcW w:type="dxa" w:w="4130"/>
             <w:tcBorders>
               <w:top w:val="single" w:color="A6A6A6" w:sz="4"/>
               <w:left w:val="single" w:color="A6A6A6" w:sz="4"/>
@@ -2439,6 +2449,11 @@
         </w:tc>
       </w:tr>
     </w:tbl>
+    <w:p>
+      <w:pPr>
+        <w:spacing w:after="60"/>
+      </w:pPr>
+    </w:p>
     <w:p>
       <w:pPr>
         <w:pStyle w:val="Heading1"/>
@@ -2462,18 +2477,10 @@
         <w:pStyle w:val="ListParagraph"/>
         <w:numPr>
           <w:ilvl w:val="0"/>
-          <w:numId w:val="3"/>
+          <w:numId w:val="2"/>
         </w:numPr>
         <w:spacing w:after="70" w:line="290"/>
       </w:pPr>
-      <w:r>
-        <w:rPr>
-          <w:rFonts w:ascii="Arial" w:cs="Arial" w:eastAsia="Arial" w:hAnsi="Arial"/>
-          <w:sz w:val="21"/>
-          <w:szCs w:val="21"/>
-        </w:rPr>
-        <w:t xml:space="preserve"/>
-      </w:r>
       <w:r>
         <w:rPr>
           <w:rFonts w:ascii="Arial" w:cs="Arial" w:eastAsia="Arial" w:hAnsi="Arial"/>
@@ -2490,7 +2497,7 @@
           <w:sz w:val="21"/>
           <w:szCs w:val="21"/>
         </w:rPr>
-        <w:t xml:space="preserve"> quá hạn → đỏ; còn ≤ 30 ngày → vàng.</w:t>
+        <w:t xml:space="preserve"> quá hạn → đỏ; còn ≤ 30 ngày → vàng. Xe ngừng dùng không tính vào cảnh báo giấy tờ.</w:t>
       </w:r>
     </w:p>
     <w:p>
@@ -2498,7 +2505,7 @@
         <w:pStyle w:val="ListParagraph"/>
         <w:numPr>
           <w:ilvl w:val="0"/>
-          <w:numId w:val="3"/>
+          <w:numId w:val="2"/>
         </w:numPr>
         <w:spacing w:after="70" w:line="290"/>
       </w:pPr>
@@ -2516,7 +2523,7 @@
         <w:pStyle w:val="ListParagraph"/>
         <w:numPr>
           <w:ilvl w:val="0"/>
-          <w:numId w:val="3"/>
+          <w:numId w:val="2"/>
         </w:numPr>
         <w:spacing w:after="70" w:line="290"/>
       </w:pPr>
@@ -2534,7 +2541,7 @@
         <w:pStyle w:val="ListParagraph"/>
         <w:numPr>
           <w:ilvl w:val="0"/>
-          <w:numId w:val="3"/>
+          <w:numId w:val="2"/>
         </w:numPr>
         <w:spacing w:after="70" w:line="290"/>
       </w:pPr>
@@ -2578,9 +2585,9 @@
         </w:tblBorders>
       </w:tblPr>
       <w:tblGrid>
-        <w:gridCol w:w="2409"/>
-        <w:gridCol w:w="2007"/>
-        <w:gridCol w:w="5222"/>
+        <w:gridCol w:w="3377"/>
+        <w:gridCol w:w="1460"/>
+        <w:gridCol w:w="4801"/>
       </w:tblGrid>
       <w:tr>
         <w:trPr>
@@ -2589,7 +2596,7 @@
         </w:trPr>
         <w:tc>
           <w:tcPr>
-            <w:tcW w:type="dxa" w:w="2409"/>
+            <w:tcW w:type="dxa" w:w="3377"/>
             <w:tcBorders>
               <w:top w:val="single" w:color="A6A6A6" w:sz="4"/>
               <w:left w:val="single" w:color="A6A6A6" w:sz="4"/>
@@ -2623,7 +2630,7 @@
         </w:tc>
         <w:tc>
           <w:tcPr>
-            <w:tcW w:type="dxa" w:w="2007"/>
+            <w:tcW w:type="dxa" w:w="1460"/>
             <w:tcBorders>
               <w:top w:val="single" w:color="A6A6A6" w:sz="4"/>
               <w:left w:val="single" w:color="A6A6A6" w:sz="4"/>
@@ -2657,7 +2664,7 @@
         </w:tc>
         <w:tc>
           <w:tcPr>
-            <w:tcW w:type="dxa" w:w="5222"/>
+            <w:tcW w:type="dxa" w:w="4801"/>
             <w:tcBorders>
               <w:top w:val="single" w:color="A6A6A6" w:sz="4"/>
               <w:left w:val="single" w:color="A6A6A6" w:sz="4"/>
@@ -2696,7 +2703,7 @@
         </w:trPr>
         <w:tc>
           <w:tcPr>
-            <w:tcW w:type="dxa" w:w="2409"/>
+            <w:tcW w:type="dxa" w:w="3377"/>
             <w:tcBorders>
               <w:top w:val="single" w:color="A6A6A6" w:sz="4"/>
               <w:left w:val="single" w:color="A6A6A6" w:sz="4"/>
@@ -2727,7 +2734,7 @@
         </w:tc>
         <w:tc>
           <w:tcPr>
-            <w:tcW w:type="dxa" w:w="2007"/>
+            <w:tcW w:type="dxa" w:w="1460"/>
             <w:tcBorders>
               <w:top w:val="single" w:color="A6A6A6" w:sz="4"/>
               <w:left w:val="single" w:color="A6A6A6" w:sz="4"/>
@@ -2758,7 +2765,7 @@
         </w:tc>
         <w:tc>
           <w:tcPr>
-            <w:tcW w:type="dxa" w:w="5222"/>
+            <w:tcW w:type="dxa" w:w="4801"/>
             <w:tcBorders>
               <w:top w:val="single" w:color="A6A6A6" w:sz="4"/>
               <w:left w:val="single" w:color="A6A6A6" w:sz="4"/>
@@ -2794,7 +2801,7 @@
         </w:trPr>
         <w:tc>
           <w:tcPr>
-            <w:tcW w:type="dxa" w:w="2409"/>
+            <w:tcW w:type="dxa" w:w="3377"/>
             <w:tcBorders>
               <w:top w:val="single" w:color="A6A6A6" w:sz="4"/>
               <w:left w:val="single" w:color="A6A6A6" w:sz="4"/>
@@ -2825,7 +2832,7 @@
         </w:tc>
         <w:tc>
           <w:tcPr>
-            <w:tcW w:type="dxa" w:w="2007"/>
+            <w:tcW w:type="dxa" w:w="1460"/>
             <w:tcBorders>
               <w:top w:val="single" w:color="A6A6A6" w:sz="4"/>
               <w:left w:val="single" w:color="A6A6A6" w:sz="4"/>
@@ -2856,7 +2863,7 @@
         </w:tc>
         <w:tc>
           <w:tcPr>
-            <w:tcW w:type="dxa" w:w="5222"/>
+            <w:tcW w:type="dxa" w:w="4801"/>
             <w:tcBorders>
               <w:top w:val="single" w:color="A6A6A6" w:sz="4"/>
               <w:left w:val="single" w:color="A6A6A6" w:sz="4"/>
@@ -2892,7 +2899,7 @@
         </w:trPr>
         <w:tc>
           <w:tcPr>
-            <w:tcW w:type="dxa" w:w="2409"/>
+            <w:tcW w:type="dxa" w:w="3377"/>
             <w:tcBorders>
               <w:top w:val="single" w:color="A6A6A6" w:sz="4"/>
               <w:left w:val="single" w:color="A6A6A6" w:sz="4"/>
@@ -2923,7 +2930,7 @@
         </w:tc>
         <w:tc>
           <w:tcPr>
-            <w:tcW w:type="dxa" w:w="2007"/>
+            <w:tcW w:type="dxa" w:w="1460"/>
             <w:tcBorders>
               <w:top w:val="single" w:color="A6A6A6" w:sz="4"/>
               <w:left w:val="single" w:color="A6A6A6" w:sz="4"/>
@@ -2954,7 +2961,7 @@
         </w:tc>
         <w:tc>
           <w:tcPr>
-            <w:tcW w:type="dxa" w:w="5222"/>
+            <w:tcW w:type="dxa" w:w="4801"/>
             <w:tcBorders>
               <w:top w:val="single" w:color="A6A6A6" w:sz="4"/>
               <w:left w:val="single" w:color="A6A6A6" w:sz="4"/>
@@ -2990,7 +2997,7 @@
         </w:trPr>
         <w:tc>
           <w:tcPr>
-            <w:tcW w:type="dxa" w:w="2409"/>
+            <w:tcW w:type="dxa" w:w="3377"/>
             <w:tcBorders>
               <w:top w:val="single" w:color="A6A6A6" w:sz="4"/>
               <w:left w:val="single" w:color="A6A6A6" w:sz="4"/>
@@ -3021,7 +3028,7 @@
         </w:tc>
         <w:tc>
           <w:tcPr>
-            <w:tcW w:type="dxa" w:w="2007"/>
+            <w:tcW w:type="dxa" w:w="1460"/>
             <w:tcBorders>
               <w:top w:val="single" w:color="A6A6A6" w:sz="4"/>
               <w:left w:val="single" w:color="A6A6A6" w:sz="4"/>
@@ -3052,7 +3059,7 @@
         </w:tc>
         <w:tc>
           <w:tcPr>
-            <w:tcW w:type="dxa" w:w="5222"/>
+            <w:tcW w:type="dxa" w:w="4801"/>
             <w:tcBorders>
               <w:top w:val="single" w:color="A6A6A6" w:sz="4"/>
               <w:left w:val="single" w:color="A6A6A6" w:sz="4"/>
@@ -3088,7 +3095,7 @@
         </w:trPr>
         <w:tc>
           <w:tcPr>
-            <w:tcW w:type="dxa" w:w="2409"/>
+            <w:tcW w:type="dxa" w:w="3377"/>
             <w:tcBorders>
               <w:top w:val="single" w:color="A6A6A6" w:sz="4"/>
               <w:left w:val="single" w:color="A6A6A6" w:sz="4"/>
@@ -3119,7 +3126,7 @@
         </w:tc>
         <w:tc>
           <w:tcPr>
-            <w:tcW w:type="dxa" w:w="2007"/>
+            <w:tcW w:type="dxa" w:w="1460"/>
             <w:tcBorders>
               <w:top w:val="single" w:color="A6A6A6" w:sz="4"/>
               <w:left w:val="single" w:color="A6A6A6" w:sz="4"/>
@@ -3150,7 +3157,7 @@
         </w:tc>
         <w:tc>
           <w:tcPr>
-            <w:tcW w:type="dxa" w:w="5222"/>
+            <w:tcW w:type="dxa" w:w="4801"/>
             <w:tcBorders>
               <w:top w:val="single" w:color="A6A6A6" w:sz="4"/>
               <w:left w:val="single" w:color="A6A6A6" w:sz="4"/>
@@ -3186,7 +3193,7 @@
         </w:trPr>
         <w:tc>
           <w:tcPr>
-            <w:tcW w:type="dxa" w:w="2409"/>
+            <w:tcW w:type="dxa" w:w="3377"/>
             <w:tcBorders>
               <w:top w:val="single" w:color="A6A6A6" w:sz="4"/>
               <w:left w:val="single" w:color="A6A6A6" w:sz="4"/>
@@ -3217,7 +3224,7 @@
         </w:tc>
         <w:tc>
           <w:tcPr>
-            <w:tcW w:type="dxa" w:w="2007"/>
+            <w:tcW w:type="dxa" w:w="1460"/>
             <w:tcBorders>
               <w:top w:val="single" w:color="A6A6A6" w:sz="4"/>
               <w:left w:val="single" w:color="A6A6A6" w:sz="4"/>
@@ -3248,7 +3255,7 @@
         </w:tc>
         <w:tc>
           <w:tcPr>
-            <w:tcW w:type="dxa" w:w="5222"/>
+            <w:tcW w:type="dxa" w:w="4801"/>
             <w:tcBorders>
               <w:top w:val="single" w:color="A6A6A6" w:sz="4"/>
               <w:left w:val="single" w:color="A6A6A6" w:sz="4"/>
@@ -3279,6 +3286,11 @@
         </w:tc>
       </w:tr>
     </w:tbl>
+    <w:p>
+      <w:pPr>
+        <w:spacing w:after="60"/>
+      </w:pPr>
+    </w:p>
     <w:p>
       <w:pPr>
         <w:pStyle w:val="Heading1"/>
@@ -3310,8 +3322,8 @@
         </w:tblBorders>
       </w:tblPr>
       <w:tblGrid>
-        <w:gridCol w:w="2610"/>
-        <w:gridCol w:w="7028"/>
+        <w:gridCol w:w="3347"/>
+        <w:gridCol w:w="6291"/>
       </w:tblGrid>
       <w:tr>
         <w:trPr>
@@ -3320,7 +3332,7 @@
         </w:trPr>
         <w:tc>
           <w:tcPr>
-            <w:tcW w:type="dxa" w:w="2610"/>
+            <w:tcW w:type="dxa" w:w="3347"/>
             <w:tcBorders>
               <w:top w:val="single" w:color="A6A6A6" w:sz="4"/>
               <w:left w:val="single" w:color="A6A6A6" w:sz="4"/>
@@ -3354,7 +3366,7 @@
         </w:tc>
         <w:tc>
           <w:tcPr>
-            <w:tcW w:type="dxa" w:w="7028"/>
+            <w:tcW w:type="dxa" w:w="6291"/>
             <w:tcBorders>
               <w:top w:val="single" w:color="A6A6A6" w:sz="4"/>
               <w:left w:val="single" w:color="A6A6A6" w:sz="4"/>
@@ -3393,7 +3405,7 @@
         </w:trPr>
         <w:tc>
           <w:tcPr>
-            <w:tcW w:type="dxa" w:w="2610"/>
+            <w:tcW w:type="dxa" w:w="3347"/>
             <w:tcBorders>
               <w:top w:val="single" w:color="A6A6A6" w:sz="4"/>
               <w:left w:val="single" w:color="A6A6A6" w:sz="4"/>
@@ -3424,7 +3436,7 @@
         </w:tc>
         <w:tc>
           <w:tcPr>
-            <w:tcW w:type="dxa" w:w="7028"/>
+            <w:tcW w:type="dxa" w:w="6291"/>
             <w:tcBorders>
               <w:top w:val="single" w:color="A6A6A6" w:sz="4"/>
               <w:left w:val="single" w:color="A6A6A6" w:sz="4"/>
@@ -3460,7 +3472,7 @@
         </w:trPr>
         <w:tc>
           <w:tcPr>
-            <w:tcW w:type="dxa" w:w="2610"/>
+            <w:tcW w:type="dxa" w:w="3347"/>
             <w:tcBorders>
               <w:top w:val="single" w:color="A6A6A6" w:sz="4"/>
               <w:left w:val="single" w:color="A6A6A6" w:sz="4"/>
@@ -3491,7 +3503,7 @@
         </w:tc>
         <w:tc>
           <w:tcPr>
-            <w:tcW w:type="dxa" w:w="7028"/>
+            <w:tcW w:type="dxa" w:w="6291"/>
             <w:tcBorders>
               <w:top w:val="single" w:color="A6A6A6" w:sz="4"/>
               <w:left w:val="single" w:color="A6A6A6" w:sz="4"/>
@@ -3522,6 +3534,11 @@
         </w:tc>
       </w:tr>
     </w:tbl>
+    <w:p>
+      <w:pPr>
+        <w:spacing w:after="60"/>
+      </w:pPr>
+    </w:p>
     <w:p>
       <w:pPr>
         <w:pStyle w:val="Heading1"/>
@@ -3553,8 +3570,8 @@
         </w:tblBorders>
       </w:tblPr>
       <w:tblGrid>
-        <w:gridCol w:w="3614"/>
-        <w:gridCol w:w="6024"/>
+        <w:gridCol w:w="2798"/>
+        <w:gridCol w:w="6840"/>
       </w:tblGrid>
       <w:tr>
         <w:trPr>
@@ -3563,7 +3580,7 @@
         </w:trPr>
         <w:tc>
           <w:tcPr>
-            <w:tcW w:type="dxa" w:w="3614"/>
+            <w:tcW w:type="dxa" w:w="2798"/>
             <w:tcBorders>
               <w:top w:val="single" w:color="A6A6A6" w:sz="4"/>
               <w:left w:val="single" w:color="A6A6A6" w:sz="4"/>
@@ -3597,7 +3614,7 @@
         </w:tc>
         <w:tc>
           <w:tcPr>
-            <w:tcW w:type="dxa" w:w="6024"/>
+            <w:tcW w:type="dxa" w:w="6840"/>
             <w:tcBorders>
               <w:top w:val="single" w:color="A6A6A6" w:sz="4"/>
               <w:left w:val="single" w:color="A6A6A6" w:sz="4"/>
@@ -3636,7 +3653,7 @@
         </w:trPr>
         <w:tc>
           <w:tcPr>
-            <w:tcW w:type="dxa" w:w="3614"/>
+            <w:tcW w:type="dxa" w:w="2798"/>
             <w:tcBorders>
               <w:top w:val="single" w:color="A6A6A6" w:sz="4"/>
               <w:left w:val="single" w:color="A6A6A6" w:sz="4"/>
@@ -3667,7 +3684,7 @@
         </w:tc>
         <w:tc>
           <w:tcPr>
-            <w:tcW w:type="dxa" w:w="6024"/>
+            <w:tcW w:type="dxa" w:w="6840"/>
             <w:tcBorders>
               <w:top w:val="single" w:color="A6A6A6" w:sz="4"/>
               <w:left w:val="single" w:color="A6A6A6" w:sz="4"/>
@@ -3703,7 +3720,7 @@
         </w:trPr>
         <w:tc>
           <w:tcPr>
-            <w:tcW w:type="dxa" w:w="3614"/>
+            <w:tcW w:type="dxa" w:w="2798"/>
             <w:tcBorders>
               <w:top w:val="single" w:color="A6A6A6" w:sz="4"/>
               <w:left w:val="single" w:color="A6A6A6" w:sz="4"/>
@@ -3734,7 +3751,7 @@
         </w:tc>
         <w:tc>
           <w:tcPr>
-            <w:tcW w:type="dxa" w:w="6024"/>
+            <w:tcW w:type="dxa" w:w="6840"/>
             <w:tcBorders>
               <w:top w:val="single" w:color="A6A6A6" w:sz="4"/>
               <w:left w:val="single" w:color="A6A6A6" w:sz="4"/>
@@ -3765,6 +3782,11 @@
         </w:tc>
       </w:tr>
     </w:tbl>
+    <w:p>
+      <w:pPr>
+        <w:spacing w:after="60"/>
+      </w:pPr>
+    </w:p>
     <w:p>
       <w:pPr>
         <w:pStyle w:val="Heading1"/>
@@ -3788,7 +3810,7 @@
         <w:pStyle w:val="ListParagraph"/>
         <w:numPr>
           <w:ilvl w:val="0"/>
-          <w:numId w:val="2"/>
+          <w:numId w:val="1"/>
         </w:numPr>
         <w:spacing w:after="60" w:line="290"/>
       </w:pPr>
@@ -3806,7 +3828,7 @@
         <w:pStyle w:val="ListParagraph"/>
         <w:numPr>
           <w:ilvl w:val="0"/>
-          <w:numId w:val="2"/>
+          <w:numId w:val="1"/>
         </w:numPr>
         <w:spacing w:after="60" w:line="290"/>
       </w:pPr>
@@ -3824,7 +3846,7 @@
         <w:pStyle w:val="ListParagraph"/>
         <w:numPr>
           <w:ilvl w:val="0"/>
-          <w:numId w:val="2"/>
+          <w:numId w:val="1"/>
         </w:numPr>
         <w:spacing w:after="60" w:line="290"/>
       </w:pPr>
@@ -3905,7 +3927,7 @@
 </file>
 
 <file path=word/footer1.xml><?xml version="1.0" encoding="utf-8"?>
-<w:ftr xmlns:wpc="http://schemas.microsoft.com/office/word/2010/wordprocessingCanvas" xmlns:mc="http://schemas.openxmlformats.org/markup-compatibility/2006" xmlns:o="urn:schemas-microsoft-com:office:office" xmlns:r="http://schemas.openxmlformats.org/officeDocument/2006/relationships" xmlns:m="http://schemas.openxmlformats.org/officeDocument/2006/math" xmlns:v="urn:schemas-microsoft-com:vml" xmlns:wp14="http://schemas.microsoft.com/office/word/2010/wordprocessingDrawing" xmlns:wp="http://schemas.openxmlformats.org/drawingml/2006/wordprocessingDrawing" xmlns:w10="urn:schemas-microsoft-com:office:word" xmlns:w="http://schemas.openxmlformats.org/wordprocessingml/2006/main" xmlns:w14="http://schemas.microsoft.com/office/word/2010/wordml" xmlns:w15="http://schemas.microsoft.com/office/word/2012/wordml" xmlns:wpg="http://schemas.microsoft.com/office/word/2010/wordprocessingGroup" xmlns:wpi="http://schemas.microsoft.com/office/word/2010/wordprocessingInk" xmlns:wne="http://schemas.microsoft.com/office/word/2006/wordml" xmlns:wps="http://schemas.microsoft.com/office/word/2010/wordprocessingShape">
+<w:ftr xmlns:r="http://schemas.openxmlformats.org/officeDocument/2006/relationships" xmlns:w="http://schemas.openxmlformats.org/wordprocessingml/2006/main">
   <w:p>
     <w:pPr>
       <w:jc w:val="center"/>
@@ -3945,6 +3967,15 @@
         <w:szCs w:val="17"/>
       </w:rPr>
       <w:fldChar w:fldCharType="separate"/>
+    </w:r>
+    <w:r>
+      <w:rPr>
+        <w:rFonts w:ascii="Arial" w:cs="Arial" w:eastAsia="Arial" w:hAnsi="Arial"/>
+        <w:color w:val="7F7F7F"/>
+        <w:sz w:val="17"/>
+        <w:szCs w:val="17"/>
+      </w:rPr>
+      <w:t>1</w:t>
     </w:r>
     <w:r>
       <w:rPr>
@@ -3998,6 +4029,15 @@
         <w:sz w:val="17"/>
         <w:szCs w:val="17"/>
       </w:rPr>
+      <w:t>1</w:t>
+    </w:r>
+    <w:r>
+      <w:rPr>
+        <w:rFonts w:ascii="Arial" w:cs="Arial" w:eastAsia="Arial" w:hAnsi="Arial"/>
+        <w:color w:val="7F7F7F"/>
+        <w:sz w:val="17"/>
+        <w:szCs w:val="17"/>
+      </w:rPr>
       <w:fldChar w:fldCharType="end"/>
     </w:r>
   </w:p>
@@ -4042,7 +4082,7 @@
 </file>
 
 <file path=word/header1.xml><?xml version="1.0" encoding="utf-8"?>
-<w:hdr xmlns:wpc="http://schemas.microsoft.com/office/word/2010/wordprocessingCanvas" xmlns:mc="http://schemas.openxmlformats.org/markup-compatibility/2006" xmlns:o="urn:schemas-microsoft-com:office:office" xmlns:r="http://schemas.openxmlformats.org/officeDocument/2006/relationships" xmlns:m="http://schemas.openxmlformats.org/officeDocument/2006/math" xmlns:v="urn:schemas-microsoft-com:vml" xmlns:wp14="http://schemas.microsoft.com/office/word/2010/wordprocessingDrawing" xmlns:wp="http://schemas.openxmlformats.org/drawingml/2006/wordprocessingDrawing" xmlns:w10="urn:schemas-microsoft-com:office:word" xmlns:w="http://schemas.openxmlformats.org/wordprocessingml/2006/main" xmlns:w14="http://schemas.microsoft.com/office/word/2010/wordml" xmlns:w15="http://schemas.microsoft.com/office/word/2012/wordml" xmlns:wpg="http://schemas.microsoft.com/office/word/2010/wordprocessingGroup" xmlns:wpi="http://schemas.microsoft.com/office/word/2010/wordprocessingInk" xmlns:wne="http://schemas.microsoft.com/office/word/2006/wordml" xmlns:wps="http://schemas.microsoft.com/office/word/2010/wordprocessingShape" xmlns:cx="http://schemas.microsoft.com/office/drawing/2014/chartex" xmlns:cx1="http://schemas.microsoft.com/office/drawing/2015/9/8/chartex" xmlns:cx2="http://schemas.microsoft.com/office/drawing/2015/10/21/chartex" xmlns:cx3="http://schemas.microsoft.com/office/drawing/2016/5/9/chartex" xmlns:cx4="http://schemas.microsoft.com/office/drawing/2016/5/10/chartex" xmlns:cx5="http://schemas.microsoft.com/office/drawing/2016/5/11/chartex" xmlns:cx6="http://schemas.microsoft.com/office/drawing/2016/5/12/chartex" xmlns:cx7="http://schemas.microsoft.com/office/drawing/2016/5/13/chartex" xmlns:cx8="http://schemas.microsoft.com/office/drawing/2016/5/14/chartex" xmlns:w16cid="http://schemas.microsoft.com/office/word/2016/wordml/cid" xmlns:w16se="http://schemas.microsoft.com/office/word/2015/wordml/symex">
+<w:hdr xmlns:r="http://schemas.openxmlformats.org/officeDocument/2006/relationships" xmlns:w="http://schemas.openxmlformats.org/wordprocessingml/2006/main">
   <w:p>
     <w:pPr>
       <w:pBdr>
@@ -4068,101 +4108,18 @@
         <w:sz w:val="17"/>
         <w:szCs w:val="17"/>
       </w:rPr>
-      <w:t xml:space="preserve">	ATL-14 · Danh mục xe</w:t>
+      <w:tab/>
+      <w:t xml:space="preserve">ATL-14 · Danh mục xe</w:t>
     </w:r>
   </w:p>
 </w:hdr>
 </file>
 
 <file path=word/numbering.xml><?xml version="1.0" encoding="utf-8"?>
-<w:numbering xmlns:wpc="http://schemas.microsoft.com/office/word/2010/wordprocessingCanvas" xmlns:mc="http://schemas.openxmlformats.org/markup-compatibility/2006" xmlns:o="urn:schemas-microsoft-com:office:office" xmlns:r="http://schemas.openxmlformats.org/officeDocument/2006/relationships" xmlns:m="http://schemas.openxmlformats.org/officeDocument/2006/math" xmlns:v="urn:schemas-microsoft-com:vml" xmlns:wp14="http://schemas.microsoft.com/office/word/2010/wordprocessingDrawing" xmlns:wp="http://schemas.openxmlformats.org/drawingml/2006/wordprocessingDrawing" xmlns:w10="urn:schemas-microsoft-com:office:word" xmlns:w="http://schemas.openxmlformats.org/wordprocessingml/2006/main" xmlns:w14="http://schemas.microsoft.com/office/word/2010/wordml" xmlns:w15="http://schemas.microsoft.com/office/word/2012/wordml" xmlns:wpg="http://schemas.microsoft.com/office/word/2010/wordprocessingGroup" xmlns:wpi="http://schemas.microsoft.com/office/word/2010/wordprocessingInk" xmlns:wne="http://schemas.microsoft.com/office/word/2006/wordml" xmlns:wps="http://schemas.microsoft.com/office/word/2010/wordprocessingShape" mc:Ignorable="w14 w15 wp14">
-  <w:abstractNum w:abstractNumId="1" w15:restartNumberingAfterBreak="0">
-    <w:multiLevelType w:val="hybridMultilevel"/>
-    <w:lvl w:ilvl="0" w:tentative="1">
-      <w:start w:val="1"/>
-      <w:numFmt w:val="bullet"/>
-      <w:lvlText w:val="●"/>
-      <w:lvlJc w:val="left"/>
-      <w:pPr>
-        <w:ind w:left="720" w:hanging="360"/>
-      </w:pPr>
-    </w:lvl>
-    <w:lvl w:ilvl="1" w:tentative="1">
-      <w:start w:val="1"/>
-      <w:numFmt w:val="bullet"/>
-      <w:lvlText w:val="○"/>
-      <w:lvlJc w:val="left"/>
-      <w:pPr>
-        <w:ind w:left="1440" w:hanging="360"/>
-      </w:pPr>
-    </w:lvl>
-    <w:lvl w:ilvl="2" w:tentative="1">
-      <w:start w:val="1"/>
-      <w:numFmt w:val="bullet"/>
-      <w:lvlText w:val="■"/>
-      <w:lvlJc w:val="left"/>
-      <w:pPr>
-        <w:ind w:left="2160" w:hanging="360"/>
-      </w:pPr>
-    </w:lvl>
-    <w:lvl w:ilvl="3" w:tentative="1">
-      <w:start w:val="1"/>
-      <w:numFmt w:val="bullet"/>
-      <w:lvlText w:val="●"/>
-      <w:lvlJc w:val="left"/>
-      <w:pPr>
-        <w:ind w:left="2880" w:hanging="360"/>
-      </w:pPr>
-    </w:lvl>
-    <w:lvl w:ilvl="4" w:tentative="1">
-      <w:start w:val="1"/>
-      <w:numFmt w:val="bullet"/>
-      <w:lvlText w:val="○"/>
-      <w:lvlJc w:val="left"/>
-      <w:pPr>
-        <w:ind w:left="3600" w:hanging="360"/>
-      </w:pPr>
-    </w:lvl>
-    <w:lvl w:ilvl="5" w:tentative="1">
-      <w:start w:val="1"/>
-      <w:numFmt w:val="bullet"/>
-      <w:lvlText w:val="■"/>
-      <w:lvlJc w:val="left"/>
-      <w:pPr>
-        <w:ind w:left="4320" w:hanging="360"/>
-      </w:pPr>
-    </w:lvl>
-    <w:lvl w:ilvl="6" w:tentative="1">
-      <w:start w:val="1"/>
-      <w:numFmt w:val="bullet"/>
-      <w:lvlText w:val="●"/>
-      <w:lvlJc w:val="left"/>
-      <w:pPr>
-        <w:ind w:left="5040" w:hanging="360"/>
-      </w:pPr>
-    </w:lvl>
-    <w:lvl w:ilvl="7" w:tentative="1">
-      <w:start w:val="1"/>
-      <w:numFmt w:val="bullet"/>
-      <w:lvlText w:val="●"/>
-      <w:lvlJc w:val="left"/>
-      <w:pPr>
-        <w:ind w:left="5760" w:hanging="360"/>
-      </w:pPr>
-    </w:lvl>
-    <w:lvl w:ilvl="8" w:tentative="1">
-      <w:start w:val="1"/>
-      <w:numFmt w:val="bullet"/>
-      <w:lvlText w:val="●"/>
-      <w:lvlJc w:val="left"/>
-      <w:pPr>
-        <w:ind w:left="6480" w:hanging="360"/>
-      </w:pPr>
-    </w:lvl>
-  </w:abstractNum>
-  <w:abstractNum w:abstractNumId="2" w15:restartNumberingAfterBreak="0">
-    <w:multiLevelType w:val="hybridMultilevel"/>
-    <w:lvl w:ilvl="0" w:tentative="1">
+<w:numbering xmlns:r="http://schemas.openxmlformats.org/officeDocument/2006/relationships" xmlns:w="http://schemas.openxmlformats.org/wordprocessingml/2006/main">
+  <w:abstractNum w:abstractNumId="1">
+    <w:multiLevelType w:val="singleLevel"/>
+    <w:lvl w:ilvl="0">
       <w:start w:val="1"/>
       <w:numFmt w:val="bullet"/>
       <w:lvlText w:val="•"/>
@@ -4172,9 +4129,9 @@
       </w:pPr>
     </w:lvl>
   </w:abstractNum>
-  <w:abstractNum w:abstractNumId="3" w15:restartNumberingAfterBreak="0">
-    <w:multiLevelType w:val="hybridMultilevel"/>
-    <w:lvl w:ilvl="0" w:tentative="1">
+  <w:abstractNum w:abstractNumId="2">
+    <w:multiLevelType w:val="singleLevel"/>
+    <w:lvl w:ilvl="0">
       <w:start w:val="1"/>
       <w:numFmt w:val="decimal"/>
       <w:lvlText w:val="%1."/>
@@ -4186,18 +4143,9 @@
   </w:abstractNum>
   <w:num w:numId="1">
     <w:abstractNumId w:val="1"/>
-    <w:lvlOverride w:ilvl="0">
-      <w:startOverride w:val="1"/>
-    </w:lvlOverride>
   </w:num>
   <w:num w:numId="2">
     <w:abstractNumId w:val="2"/>
-    <w:lvlOverride w:ilvl="0">
-      <w:startOverride w:val="1"/>
-    </w:lvlOverride>
-  </w:num>
-  <w:num w:numId="3">
-    <w:abstractNumId w:val="3"/>
     <w:lvlOverride w:ilvl="0">
       <w:startOverride w:val="1"/>
     </w:lvlOverride>
